--- a/project/documents/formaldocuments/Statement373c.docx
+++ b/project/documents/formaldocuments/Statement373c.docx
@@ -168,7 +168,27 @@
                 <w:szCs w:val="18"/>
                 <w:u w:val="single"/>
               </w:rPr>
-              <w:t>&lt;&lt;serialNo&gt;&gt;</w:t>
+              <w:t>&lt;&lt;</w:t>
+            </w:r>
+            <w:proofErr w:type="spellStart"/>
+            <w:r>
+              <w:rPr>
+                <w:rFonts w:ascii="Arial" w:hAnsi="Arial" w:cs="Arial"/>
+                <w:sz w:val="18"/>
+                <w:szCs w:val="18"/>
+                <w:u w:val="single"/>
+              </w:rPr>
+              <w:t>serialNo</w:t>
+            </w:r>
+            <w:proofErr w:type="spellEnd"/>
+            <w:r>
+              <w:rPr>
+                <w:rFonts w:ascii="Arial" w:hAnsi="Arial" w:cs="Arial"/>
+                <w:sz w:val="18"/>
+                <w:szCs w:val="18"/>
+                <w:u w:val="single"/>
+              </w:rPr>
+              <w:t>&gt;&gt;</w:t>
             </w:r>
             <w:r>
               <w:rPr>
@@ -258,7 +278,27 @@
                 <w:szCs w:val="18"/>
                 <w:u w:val="single"/>
               </w:rPr>
-              <w:t>&lt;&lt;filedDate&gt;&gt;</w:t>
+              <w:t>&lt;&lt;</w:t>
+            </w:r>
+            <w:proofErr w:type="spellStart"/>
+            <w:r>
+              <w:rPr>
+                <w:rFonts w:ascii="Arial" w:hAnsi="Arial" w:cs="Arial"/>
+                <w:sz w:val="18"/>
+                <w:szCs w:val="18"/>
+                <w:u w:val="single"/>
+              </w:rPr>
+              <w:t>filedDate</w:t>
+            </w:r>
+            <w:proofErr w:type="spellEnd"/>
+            <w:r>
+              <w:rPr>
+                <w:rFonts w:ascii="Arial" w:hAnsi="Arial" w:cs="Arial"/>
+                <w:sz w:val="18"/>
+                <w:szCs w:val="18"/>
+                <w:u w:val="single"/>
+              </w:rPr>
+              <w:t>&gt;&gt;</w:t>
             </w:r>
             <w:r>
               <w:rPr>
@@ -339,7 +379,29 @@
                 <w:szCs w:val="18"/>
                 <w:u w:val="single"/>
               </w:rPr>
-              <w:t>&lt;&lt;orgType&gt;&gt;</w:t>
+              <w:t>&lt;&lt;</w:t>
+            </w:r>
+            <w:proofErr w:type="spellStart"/>
+            <w:r>
+              <w:rPr>
+                <w:rFonts w:ascii="Arial" w:eastAsia="Arial" w:hAnsi="Arial" w:cs="Arial"/>
+                <w:spacing w:val="-1"/>
+                <w:sz w:val="18"/>
+                <w:szCs w:val="18"/>
+                <w:u w:val="single"/>
+              </w:rPr>
+              <w:t>orgType</w:t>
+            </w:r>
+            <w:proofErr w:type="spellEnd"/>
+            <w:r>
+              <w:rPr>
+                <w:rFonts w:ascii="Arial" w:eastAsia="Arial" w:hAnsi="Arial" w:cs="Arial"/>
+                <w:spacing w:val="-1"/>
+                <w:sz w:val="18"/>
+                <w:szCs w:val="18"/>
+                <w:u w:val="single"/>
+              </w:rPr>
+              <w:t>&gt;&gt;</w:t>
             </w:r>
           </w:p>
           <w:p>
@@ -351,7 +413,23 @@
                 <w:sz w:val="18"/>
                 <w:szCs w:val="18"/>
               </w:rPr>
-              <w:t xml:space="preserve">(Name of Assignee)                  </w:t>
+              <w:t xml:space="preserve">(Name of </w:t>
+            </w:r>
+            <w:proofErr w:type="gramStart"/>
+            <w:r>
+              <w:rPr>
+                <w:sz w:val="18"/>
+                <w:szCs w:val="18"/>
+              </w:rPr>
+              <w:t xml:space="preserve">Assignee)   </w:t>
+            </w:r>
+            <w:proofErr w:type="gramEnd"/>
+            <w:r>
+              <w:rPr>
+                <w:sz w:val="18"/>
+                <w:szCs w:val="18"/>
+              </w:rPr>
+              <w:t xml:space="preserve">               </w:t>
             </w:r>
             <w:r>
               <w:rPr>
@@ -1271,8 +1349,17 @@
                 <w:sz w:val="18"/>
                 <w:szCs w:val="18"/>
               </w:rPr>
-              <w:t>, of an undivided interest in the entirety</w:t>
-            </w:r>
+              <w:t xml:space="preserve">, of an undivided interest in </w:t>
+            </w:r>
+            <w:proofErr w:type="gramStart"/>
+            <w:r>
+              <w:rPr>
+                <w:sz w:val="18"/>
+                <w:szCs w:val="18"/>
+              </w:rPr>
+              <w:t>the entirety</w:t>
+            </w:r>
+            <w:proofErr w:type="gramEnd"/>
             <w:r>
               <w:rPr>
                 <w:sz w:val="18"/>
@@ -1354,10 +1441,10 @@
             <w:sdt>
               <w:sdtPr>
                 <w:rPr>
-                  <w:sz w:val="18"/>
-                  <w:szCs w:val="18"/>
+                  <w:sz w:val="22"/>
+                  <w:szCs w:val="22"/>
                 </w:rPr>
-                <w:id w:val="-1734547175"/>
+                <w:id w:val="-1605570988"/>
                 <w14:checkbox>
                   <w14:checked w14:val="0"/>
                   <w14:checkedState w14:val="2612" w14:font="MS Gothic"/>
@@ -1367,9 +1454,9 @@
               <w:sdtContent>
                 <w:r>
                   <w:rPr>
-                    <w:rFonts w:ascii="Segoe UI Symbol" w:eastAsia="MS Gothic" w:hAnsi="Segoe UI Symbol" w:cs="Segoe UI Symbol"/>
-                    <w:sz w:val="18"/>
-                    <w:szCs w:val="18"/>
+                    <w:rFonts w:ascii="MS Gothic" w:eastAsia="MS Gothic" w:hAnsi="MS Gothic" w:hint="eastAsia"/>
+                    <w:sz w:val="22"/>
+                    <w:szCs w:val="22"/>
                   </w:rPr>
                   <w:t>☐</w:t>
                 </w:r>
@@ -1439,7 +1526,29 @@
                 <w:szCs w:val="18"/>
                 <w:u w:val="single" w:color="000000"/>
               </w:rPr>
-              <w:t>&lt;&lt;reelNo&gt;&gt;</w:t>
+              <w:t>&lt;&lt;</w:t>
+            </w:r>
+            <w:proofErr w:type="spellStart"/>
+            <w:r>
+              <w:rPr>
+                <w:rFonts w:eastAsia="Arial"/>
+                <w:spacing w:val="1"/>
+                <w:sz w:val="18"/>
+                <w:szCs w:val="18"/>
+                <w:u w:val="single" w:color="000000"/>
+              </w:rPr>
+              <w:t>reelNo</w:t>
+            </w:r>
+            <w:proofErr w:type="spellEnd"/>
+            <w:r>
+              <w:rPr>
+                <w:rFonts w:eastAsia="Arial"/>
+                <w:spacing w:val="1"/>
+                <w:sz w:val="18"/>
+                <w:szCs w:val="18"/>
+                <w:u w:val="single" w:color="000000"/>
+              </w:rPr>
+              <w:t>&gt;&gt;</w:t>
             </w:r>
             <w:r>
               <w:rPr>
@@ -1456,7 +1565,29 @@
                 <w:szCs w:val="18"/>
                 <w:u w:val="single"/>
               </w:rPr>
-              <w:t>&lt;&lt;frameNo&gt;&gt;</w:t>
+              <w:t>&lt;&lt;</w:t>
+            </w:r>
+            <w:proofErr w:type="spellStart"/>
+            <w:r>
+              <w:rPr>
+                <w:rFonts w:eastAsia="Arial"/>
+                <w:spacing w:val="-2"/>
+                <w:sz w:val="18"/>
+                <w:szCs w:val="18"/>
+                <w:u w:val="single"/>
+              </w:rPr>
+              <w:t>frameNo</w:t>
+            </w:r>
+            <w:proofErr w:type="spellEnd"/>
+            <w:r>
+              <w:rPr>
+                <w:rFonts w:eastAsia="Arial"/>
+                <w:spacing w:val="-2"/>
+                <w:sz w:val="18"/>
+                <w:szCs w:val="18"/>
+                <w:u w:val="single"/>
+              </w:rPr>
+              <w:t>&gt;&gt;</w:t>
             </w:r>
             <w:r>
               <w:rPr>
@@ -1490,10 +1621,10 @@
             <w:sdt>
               <w:sdtPr>
                 <w:rPr>
-                  <w:sz w:val="18"/>
-                  <w:szCs w:val="18"/>
+                  <w:sz w:val="22"/>
+                  <w:szCs w:val="22"/>
                 </w:rPr>
-                <w:id w:val="-1553841763"/>
+                <w:id w:val="-825438568"/>
                 <w14:checkbox>
                   <w14:checked w14:val="0"/>
                   <w14:checkedState w14:val="2612" w14:font="MS Gothic"/>
@@ -1503,9 +1634,9 @@
               <w:sdtContent>
                 <w:r>
                   <w:rPr>
-                    <w:rFonts w:ascii="Segoe UI Symbol" w:eastAsia="MS Gothic" w:hAnsi="Segoe UI Symbol" w:cs="Segoe UI Symbol"/>
-                    <w:sz w:val="18"/>
-                    <w:szCs w:val="18"/>
+                    <w:rFonts w:ascii="MS Gothic" w:eastAsia="MS Gothic" w:hAnsi="MS Gothic" w:hint="eastAsia"/>
+                    <w:sz w:val="22"/>
+                    <w:szCs w:val="22"/>
                   </w:rPr>
                   <w:t>☐</w:t>
                 </w:r>
@@ -1516,14 +1647,37 @@
                 <w:sz w:val="18"/>
                 <w:szCs w:val="18"/>
               </w:rPr>
-              <w:t xml:space="preserve"> A</w:t>
-            </w:r>
-            <w:r>
-              <w:rPr>
-                <w:sz w:val="18"/>
-                <w:szCs w:val="18"/>
-              </w:rPr>
-              <w:t xml:space="preserve"> chain of title from the inventor(s)</w:t>
+              <w:t xml:space="preserve"> </w:t>
+            </w:r>
+            <w:r>
+              <w:rPr>
+                <w:sz w:val="18"/>
+                <w:szCs w:val="18"/>
+              </w:rPr>
+              <w:t>A</w:t>
+            </w:r>
+            <w:r>
+              <w:rPr>
+                <w:sz w:val="18"/>
+                <w:szCs w:val="18"/>
+              </w:rPr>
+              <w:t xml:space="preserve"> chain of </w:t>
+            </w:r>
+            <w:proofErr w:type="gramStart"/>
+            <w:r>
+              <w:rPr>
+                <w:sz w:val="18"/>
+                <w:szCs w:val="18"/>
+              </w:rPr>
+              <w:t>title</w:t>
+            </w:r>
+            <w:proofErr w:type="gramEnd"/>
+            <w:r>
+              <w:rPr>
+                <w:sz w:val="18"/>
+                <w:szCs w:val="18"/>
+              </w:rPr>
+              <w:t xml:space="preserve"> from the inventor(s)</w:t>
             </w:r>
             <w:r>
               <w:rPr>
@@ -1568,12 +1722,21 @@
               </w:rPr>
               <w:t xml:space="preserve">From: ___________________________________ </w:t>
             </w:r>
-            <w:r>
-              <w:rPr>
-                <w:sz w:val="18"/>
-                <w:szCs w:val="18"/>
-              </w:rPr>
-              <w:t>To: ______________________________________________</w:t>
+            <w:proofErr w:type="gramStart"/>
+            <w:r>
+              <w:rPr>
+                <w:sz w:val="18"/>
+                <w:szCs w:val="18"/>
+              </w:rPr>
+              <w:t>To</w:t>
+            </w:r>
+            <w:proofErr w:type="gramEnd"/>
+            <w:r>
+              <w:rPr>
+                <w:sz w:val="18"/>
+                <w:szCs w:val="18"/>
+              </w:rPr>
+              <w:t>: ______________________________________________</w:t>
             </w:r>
           </w:p>
           <w:p>
@@ -1679,7 +1842,23 @@
                 <w:sz w:val="18"/>
                 <w:szCs w:val="18"/>
               </w:rPr>
-              <w:t>From: ___________________________________ To: ______________________________________________</w:t>
+              <w:t xml:space="preserve">From: ___________________________________ </w:t>
+            </w:r>
+            <w:proofErr w:type="gramStart"/>
+            <w:r>
+              <w:rPr>
+                <w:sz w:val="18"/>
+                <w:szCs w:val="18"/>
+              </w:rPr>
+              <w:t>To</w:t>
+            </w:r>
+            <w:proofErr w:type="gramEnd"/>
+            <w:r>
+              <w:rPr>
+                <w:sz w:val="18"/>
+                <w:szCs w:val="18"/>
+              </w:rPr>
+              <w:t>: ______________________________________________</w:t>
             </w:r>
           </w:p>
           <w:p>
@@ -1991,7 +2170,23 @@
                 <w:sz w:val="18"/>
                 <w:szCs w:val="18"/>
               </w:rPr>
-              <w:t>From: ___________________________________ To: ______________________________________________</w:t>
+              <w:t xml:space="preserve">From: ___________________________________ </w:t>
+            </w:r>
+            <w:proofErr w:type="gramStart"/>
+            <w:r>
+              <w:rPr>
+                <w:sz w:val="18"/>
+                <w:szCs w:val="18"/>
+              </w:rPr>
+              <w:t>To</w:t>
+            </w:r>
+            <w:proofErr w:type="gramEnd"/>
+            <w:r>
+              <w:rPr>
+                <w:sz w:val="18"/>
+                <w:szCs w:val="18"/>
+              </w:rPr>
+              <w:t>: ______________________________________________</w:t>
             </w:r>
           </w:p>
           <w:p>
@@ -2083,7 +2278,23 @@
                 <w:sz w:val="18"/>
                 <w:szCs w:val="18"/>
               </w:rPr>
-              <w:t>From: ___________________________________ To: ______________________________________________</w:t>
+              <w:t xml:space="preserve">From: ___________________________________ </w:t>
+            </w:r>
+            <w:proofErr w:type="gramStart"/>
+            <w:r>
+              <w:rPr>
+                <w:sz w:val="18"/>
+                <w:szCs w:val="18"/>
+              </w:rPr>
+              <w:t>To</w:t>
+            </w:r>
+            <w:proofErr w:type="gramEnd"/>
+            <w:r>
+              <w:rPr>
+                <w:sz w:val="18"/>
+                <w:szCs w:val="18"/>
+              </w:rPr>
+              <w:t>: ______________________________________________</w:t>
             </w:r>
           </w:p>
           <w:p>
@@ -2195,7 +2406,23 @@
                 <w:sz w:val="18"/>
                 <w:szCs w:val="18"/>
               </w:rPr>
-              <w:t>From: ___________________________________ To: ______________________________________________</w:t>
+              <w:t xml:space="preserve">From: ___________________________________ </w:t>
+            </w:r>
+            <w:proofErr w:type="gramStart"/>
+            <w:r>
+              <w:rPr>
+                <w:sz w:val="18"/>
+                <w:szCs w:val="18"/>
+              </w:rPr>
+              <w:t>To</w:t>
+            </w:r>
+            <w:proofErr w:type="gramEnd"/>
+            <w:r>
+              <w:rPr>
+                <w:sz w:val="18"/>
+                <w:szCs w:val="18"/>
+              </w:rPr>
+              <w:t>: ______________________________________________</w:t>
             </w:r>
           </w:p>
           <w:p>
@@ -2287,7 +2514,23 @@
                 <w:sz w:val="18"/>
                 <w:szCs w:val="18"/>
               </w:rPr>
-              <w:t>From: ___________________________________ To: ______________________________________________</w:t>
+              <w:t xml:space="preserve">From: ___________________________________ </w:t>
+            </w:r>
+            <w:proofErr w:type="gramStart"/>
+            <w:r>
+              <w:rPr>
+                <w:sz w:val="18"/>
+                <w:szCs w:val="18"/>
+              </w:rPr>
+              <w:t>To</w:t>
+            </w:r>
+            <w:proofErr w:type="gramEnd"/>
+            <w:r>
+              <w:rPr>
+                <w:sz w:val="18"/>
+                <w:szCs w:val="18"/>
+              </w:rPr>
+              <w:t>: ______________________________________________</w:t>
             </w:r>
           </w:p>
           <w:p>
@@ -2449,7 +2692,25 @@
                 <w:sz w:val="18"/>
                 <w:szCs w:val="18"/>
               </w:rPr>
-              <w:t>Additional documents in the chain of title are listed on a supplemental sheet(s).</w:t>
+              <w:t xml:space="preserve">Additional documents in the chain of </w:t>
+            </w:r>
+            <w:proofErr w:type="gramStart"/>
+            <w:r>
+              <w:rPr>
+                <w:rFonts w:ascii="Arial" w:hAnsi="Arial" w:cs="Arial"/>
+                <w:sz w:val="18"/>
+                <w:szCs w:val="18"/>
+              </w:rPr>
+              <w:t>title</w:t>
+            </w:r>
+            <w:proofErr w:type="gramEnd"/>
+            <w:r>
+              <w:rPr>
+                <w:rFonts w:ascii="Arial" w:hAnsi="Arial" w:cs="Arial"/>
+                <w:sz w:val="18"/>
+                <w:szCs w:val="18"/>
+              </w:rPr>
+              <w:t xml:space="preserve"> are listed on a supplemental sheet(s).</w:t>
             </w:r>
           </w:p>
           <w:p>
@@ -2541,7 +2802,23 @@
                 <w:sz w:val="18"/>
                 <w:szCs w:val="18"/>
               </w:rPr>
-              <w:t xml:space="preserve">(i), the documentary evidence of the chain of title from the original owner </w:t>
+              <w:t>(</w:t>
+            </w:r>
+            <w:proofErr w:type="spellStart"/>
+            <w:r>
+              <w:rPr>
+                <w:sz w:val="18"/>
+                <w:szCs w:val="18"/>
+              </w:rPr>
+              <w:t>i</w:t>
+            </w:r>
+            <w:proofErr w:type="spellEnd"/>
+            <w:r>
+              <w:rPr>
+                <w:sz w:val="18"/>
+                <w:szCs w:val="18"/>
+              </w:rPr>
+              <w:t xml:space="preserve">), the documentary evidence of the chain of title from the original owner </w:t>
             </w:r>
             <w:r>
               <w:rPr>
@@ -2623,7 +2900,23 @@
                 <w:sz w:val="18"/>
                 <w:szCs w:val="18"/>
               </w:rPr>
-              <w:t xml:space="preserve">a true copy of the original assignment document(s)) bust be submitted to Assignment </w:t>
+              <w:t xml:space="preserve">a true copy of the original assignment document(s)) </w:t>
+            </w:r>
+            <w:proofErr w:type="gramStart"/>
+            <w:r>
+              <w:rPr>
+                <w:sz w:val="18"/>
+                <w:szCs w:val="18"/>
+              </w:rPr>
+              <w:t>bust</w:t>
+            </w:r>
+            <w:proofErr w:type="gramEnd"/>
+            <w:r>
+              <w:rPr>
+                <w:sz w:val="18"/>
+                <w:szCs w:val="18"/>
+              </w:rPr>
+              <w:t xml:space="preserve"> be submitted to Assignment </w:t>
             </w:r>
             <w:r>
               <w:rPr>
@@ -2864,7 +3157,15 @@
               <w:t xml:space="preserve"> </w:t>
             </w:r>
             <w:r>
-              <w:t>&lt;&lt;echoSignature&gt;&gt;</w:t>
+              <w:t>&lt;&lt;</w:t>
+            </w:r>
+            <w:proofErr w:type="spellStart"/>
+            <w:r>
+              <w:t>echoSignature</w:t>
+            </w:r>
+            <w:proofErr w:type="spellEnd"/>
+            <w:r>
+              <w:t>&gt;&gt;</w:t>
             </w:r>
             <w:r>
               <w:tab/>
@@ -2883,7 +3184,15 @@
               <w:t xml:space="preserve">   </w:t>
             </w:r>
             <w:r>
-              <w:t>&lt;&lt;signatureDate&gt;&gt;</w:t>
+              <w:t>&lt;&lt;</w:t>
+            </w:r>
+            <w:proofErr w:type="spellStart"/>
+            <w:r>
+              <w:t>signatureDate</w:t>
+            </w:r>
+            <w:proofErr w:type="spellEnd"/>
+            <w:r>
+              <w:t>&gt;&gt;</w:t>
             </w:r>
           </w:p>
           <w:p>
@@ -3067,15 +3376,16 @@
                 <w:sz w:val="18"/>
                 <w:szCs w:val="18"/>
               </w:rPr>
-              <w:t>&lt;&lt;S</w:t>
-            </w:r>
+              <w:t>&lt;&lt;</w:t>
+            </w:r>
+            <w:proofErr w:type="spellStart"/>
             <w:r>
               <w:rPr>
                 <w:rFonts w:ascii="Arial" w:hAnsi="Arial" w:cs="Arial"/>
                 <w:sz w:val="18"/>
                 <w:szCs w:val="18"/>
               </w:rPr>
-              <w:t>AName&gt;&gt;</w:t>
+              <w:t>S</w:t>
             </w:r>
             <w:r>
               <w:rPr>
@@ -3083,6 +3393,23 @@
                 <w:sz w:val="18"/>
                 <w:szCs w:val="18"/>
               </w:rPr>
+              <w:t>AName</w:t>
+            </w:r>
+            <w:proofErr w:type="spellEnd"/>
+            <w:r>
+              <w:rPr>
+                <w:rFonts w:ascii="Arial" w:hAnsi="Arial" w:cs="Arial"/>
+                <w:sz w:val="18"/>
+                <w:szCs w:val="18"/>
+              </w:rPr>
+              <w:t>&gt;&gt;</w:t>
+            </w:r>
+            <w:r>
+              <w:rPr>
+                <w:rFonts w:ascii="Arial" w:hAnsi="Arial" w:cs="Arial"/>
+                <w:sz w:val="18"/>
+                <w:szCs w:val="18"/>
+              </w:rPr>
               <w:tab/>
             </w:r>
             <w:r>
@@ -3099,7 +3426,25 @@
                 <w:sz w:val="18"/>
                 <w:szCs w:val="18"/>
               </w:rPr>
-              <w:t>USPTO Reg. No. &lt;&lt;SARegNo&gt;&gt;</w:t>
+              <w:t>USPTO Reg. No. &lt;&lt;</w:t>
+            </w:r>
+            <w:proofErr w:type="spellStart"/>
+            <w:r>
+              <w:rPr>
+                <w:rFonts w:ascii="Arial" w:hAnsi="Arial" w:cs="Arial"/>
+                <w:sz w:val="18"/>
+                <w:szCs w:val="18"/>
+              </w:rPr>
+              <w:t>SARegNo</w:t>
+            </w:r>
+            <w:proofErr w:type="spellEnd"/>
+            <w:r>
+              <w:rPr>
+                <w:rFonts w:ascii="Arial" w:hAnsi="Arial" w:cs="Arial"/>
+                <w:sz w:val="18"/>
+                <w:szCs w:val="18"/>
+              </w:rPr>
+              <w:t>&gt;&gt;</w:t>
             </w:r>
           </w:p>
           <w:p>
@@ -3899,7 +4244,6 @@
   <w:p>
     <w:pPr>
       <w:pStyle w:val="Header"/>
-      <w:jc w:val="center"/>
       <w:rPr>
         <w:sz w:val="14"/>
         <w:szCs w:val="14"/>
